--- a/Practicas Preprofesionales/Editables/03MerinoEdnanEvTutorEmpresarial.docx
+++ b/Practicas Preprofesionales/Editables/03MerinoEdnanEvTutorEmpresarial.docx
@@ -1,6 +1,6 @@
 
 <file path=word/document.xml><?xml version="1.0" encoding="utf-8"?>
-<w:document xmlns:wpc="http://schemas.microsoft.com/office/word/2010/wordprocessingCanvas" xmlns:cx="http://schemas.microsoft.com/office/drawing/2014/chartex" xmlns:cx1="http://schemas.microsoft.com/office/drawing/2015/9/8/chartex" xmlns:cx2="http://schemas.microsoft.com/office/drawing/2015/10/21/chartex" xmlns:cx3="http://schemas.microsoft.com/office/drawing/2016/5/9/chartex" xmlns:cx4="http://schemas.microsoft.com/office/drawing/2016/5/10/chartex" xmlns:cx5="http://schemas.microsoft.com/office/drawing/2016/5/11/chartex" xmlns:cx6="http://schemas.microsoft.com/office/drawing/2016/5/12/chartex" xmlns:cx7="http://schemas.microsoft.com/office/drawing/2016/5/13/chartex" xmlns:cx8="http://schemas.microsoft.com/office/drawing/2016/5/14/chartex" xmlns:mc="http://schemas.openxmlformats.org/markup-compatibility/2006" xmlns:aink="http://schemas.microsoft.com/office/drawing/2016/ink" xmlns:am3d="http://schemas.microsoft.com/office/drawing/2017/model3d" xmlns:o="urn:schemas-microsoft-com:office:office" xmlns:oel="http://schemas.microsoft.com/office/2019/extlst" xmlns:r="http://schemas.openxmlformats.org/officeDocument/2006/relationships" xmlns:m="http://schemas.openxmlformats.org/officeDocument/2006/math" xmlns:v="urn:schemas-microsoft-com:vml" xmlns:wp14="http://schemas.microsoft.com/office/word/2010/wordprocessingDrawing" xmlns:wp="http://schemas.openxmlformats.org/drawingml/2006/wordprocessingDrawing" xmlns:w10="urn:schemas-microsoft-com:office:word" xmlns:w="http://schemas.openxmlformats.org/wordprocessingml/2006/main" xmlns:w14="http://schemas.microsoft.com/office/word/2010/wordml" xmlns:w15="http://schemas.microsoft.com/office/word/2012/wordml" xmlns:w16cex="http://schemas.microsoft.com/office/word/2018/wordml/cex" xmlns:w16cid="http://schemas.microsoft.com/office/word/2016/wordml/cid" xmlns:w16="http://schemas.microsoft.com/office/word/2018/wordml" xmlns:w16du="http://schemas.microsoft.com/office/word/2023/wordml/word16du" xmlns:w16sdtdh="http://schemas.microsoft.com/office/word/2020/wordml/sdtdatahash" xmlns:w16sdtfl="http://schemas.microsoft.com/office/word/2024/wordml/sdtformatlock" xmlns:w16se="http://schemas.microsoft.com/office/word/2015/wordml/symex" xmlns:wpg="http://schemas.microsoft.com/office/word/2010/wordprocessingGroup" xmlns:wpi="http://schemas.microsoft.com/office/word/2010/wordprocessingInk" xmlns:wne="http://schemas.microsoft.com/office/word/2006/wordml" xmlns:wps="http://schemas.microsoft.com/office/word/2010/wordprocessingShape" mc:Ignorable="w14 w15 w16se w16cid w16 w16cex w16sdtdh w16sdtfl w16du wp14">
+<w:document xmlns:wpc="http://schemas.microsoft.com/office/word/2010/wordprocessingCanvas" xmlns:mc="http://schemas.openxmlformats.org/markup-compatibility/2006" xmlns:o="urn:schemas-microsoft-com:office:office" xmlns:r="http://schemas.openxmlformats.org/officeDocument/2006/relationships" xmlns:m="http://schemas.openxmlformats.org/officeDocument/2006/math" xmlns:v="urn:schemas-microsoft-com:vml" xmlns:wp14="http://schemas.microsoft.com/office/word/2010/wordprocessingDrawing" xmlns:wp="http://schemas.openxmlformats.org/drawingml/2006/wordprocessingDrawing" xmlns:w10="urn:schemas-microsoft-com:office:word" xmlns:w="http://schemas.openxmlformats.org/wordprocessingml/2006/main" xmlns:w14="http://schemas.microsoft.com/office/word/2010/wordml" xmlns:w15="http://schemas.microsoft.com/office/word/2012/wordml" xmlns:wpg="http://schemas.microsoft.com/office/word/2010/wordprocessingGroup" xmlns:wpi="http://schemas.microsoft.com/office/word/2010/wordprocessingInk" xmlns:wne="http://schemas.microsoft.com/office/word/2006/wordml" xmlns:wps="http://schemas.microsoft.com/office/word/2010/wordprocessingShape" mc:Ignorable="w14 w15 wp14">
   <w:body>
     <w:p>
       <w:pPr>
@@ -515,7 +515,79 @@
           <w:sz w:val="18"/>
           <w:szCs w:val="18"/>
         </w:rPr>
-        <w:t>S1-2025 (ABRIL – AGOSTO 2025)</w:t>
+        <w:t>S1</w:t>
+      </w:r>
+      <w:r>
+        <w:rPr>
+          <w:rFonts w:ascii="Times New Roman" w:hAnsi="Times New Roman"/>
+          <w:b/>
+          <w:sz w:val="18"/>
+          <w:szCs w:val="18"/>
+        </w:rPr>
+        <w:t>I</w:t>
+      </w:r>
+      <w:r>
+        <w:rPr>
+          <w:rFonts w:ascii="Times New Roman" w:hAnsi="Times New Roman"/>
+          <w:b/>
+          <w:sz w:val="18"/>
+          <w:szCs w:val="18"/>
+        </w:rPr>
+        <w:t>-2025 (</w:t>
+      </w:r>
+      <w:r>
+        <w:rPr>
+          <w:rFonts w:ascii="Times New Roman" w:hAnsi="Times New Roman"/>
+          <w:b/>
+          <w:sz w:val="18"/>
+          <w:szCs w:val="18"/>
+        </w:rPr>
+        <w:t>OCTUBRE 2025</w:t>
+      </w:r>
+      <w:r>
+        <w:rPr>
+          <w:rFonts w:ascii="Times New Roman" w:hAnsi="Times New Roman"/>
+          <w:b/>
+          <w:sz w:val="18"/>
+          <w:szCs w:val="18"/>
+        </w:rPr>
+        <w:t xml:space="preserve"> – </w:t>
+      </w:r>
+      <w:r>
+        <w:rPr>
+          <w:rFonts w:ascii="Times New Roman" w:hAnsi="Times New Roman"/>
+          <w:b/>
+          <w:sz w:val="18"/>
+          <w:szCs w:val="18"/>
+        </w:rPr>
+        <w:t>MARZO</w:t>
+      </w:r>
+      <w:r>
+        <w:rPr>
+          <w:rFonts w:ascii="Times New Roman" w:hAnsi="Times New Roman"/>
+          <w:b/>
+          <w:sz w:val="18"/>
+          <w:szCs w:val="18"/>
+        </w:rPr>
+        <w:t xml:space="preserve"> 202</w:t>
+      </w:r>
+      <w:r>
+        <w:rPr>
+          <w:rFonts w:ascii="Times New Roman" w:hAnsi="Times New Roman"/>
+          <w:b/>
+          <w:sz w:val="18"/>
+          <w:szCs w:val="18"/>
+        </w:rPr>
+        <w:t>6</w:t>
+      </w:r>
+      <w:r>
+        <w:rPr>
+          <w:rFonts w:ascii="Times New Roman" w:hAnsi="Times New Roman"/>
+          <w:b/>
+          <w:sz w:val="18"/>
+          <w:szCs w:val="18"/>
+        </w:rPr>
+        <w:t>)</w:t>
       </w:r>
     </w:p>
     <w:p>
@@ -644,14 +716,25 @@
         </w:rPr>
         <w:t xml:space="preserve"> </w:t>
       </w:r>
-      <w:r>
-        <w:rPr>
-          <w:rFonts w:ascii="Times New Roman" w:hAnsi="Times New Roman"/>
-          <w:sz w:val="18"/>
-          <w:szCs w:val="18"/>
-          <w:lang w:val="es-EC"/>
-        </w:rPr>
-        <w:t>Vanessa Zurita</w:t>
+      <w:proofErr w:type="spellStart"/>
+      <w:r>
+        <w:rPr>
+          <w:rFonts w:ascii="Times New Roman" w:hAnsi="Times New Roman"/>
+          <w:sz w:val="18"/>
+          <w:szCs w:val="18"/>
+          <w:lang w:val="es-EC"/>
+        </w:rPr>
+        <w:t>Ednan</w:t>
+      </w:r>
+      <w:proofErr w:type="spellEnd"/>
+      <w:r>
+        <w:rPr>
+          <w:rFonts w:ascii="Times New Roman" w:hAnsi="Times New Roman"/>
+          <w:sz w:val="18"/>
+          <w:szCs w:val="18"/>
+          <w:lang w:val="es-EC"/>
+        </w:rPr>
+        <w:t xml:space="preserve"> Josué Merino Calderón</w:t>
       </w:r>
     </w:p>
     <w:p>
@@ -693,7 +776,7 @@
           <w:szCs w:val="18"/>
           <w:lang w:val="es-EC"/>
         </w:rPr>
-        <w:t>1751399161</w:t>
+        <w:t>1718972597</w:t>
       </w:r>
       <w:r>
         <w:rPr>
@@ -767,7 +850,7 @@
           <w:szCs w:val="18"/>
           <w:lang w:val="es-EC"/>
         </w:rPr>
-        <w:t xml:space="preserve"> L00400575</w:t>
+        <w:t xml:space="preserve"> L00387286</w:t>
       </w:r>
     </w:p>
     <w:p>
@@ -804,7 +887,7 @@
           <w:szCs w:val="18"/>
           <w:lang w:val="es-EC"/>
         </w:rPr>
-        <w:t>0958644915</w:t>
+        <w:t>0987800233</w:t>
       </w:r>
       <w:r>
         <w:rPr>
@@ -872,20 +955,18 @@
         </w:rPr>
         <w:t xml:space="preserve"> </w:t>
       </w:r>
-      <w:hyperlink r:id="rId8" w:history="1">
-        <w:r>
-          <w:rPr>
-            <w:rStyle w:val="Hipervnculo"/>
-            <w:rFonts w:ascii="Times New Roman" w:hAnsi="Times New Roman"/>
-            <w:color w:val="auto"/>
-            <w:sz w:val="18"/>
-            <w:szCs w:val="18"/>
-            <w:u w:val="none"/>
-            <w:lang w:val="es-EC"/>
-          </w:rPr>
-          <w:t>vnzurita@espe.edu.ec</w:t>
-        </w:r>
-      </w:hyperlink>
+      <w:r>
+        <w:rPr>
+          <w:rStyle w:val="Hipervnculo"/>
+          <w:rFonts w:ascii="Times New Roman" w:hAnsi="Times New Roman"/>
+          <w:color w:val="auto"/>
+          <w:sz w:val="18"/>
+          <w:szCs w:val="18"/>
+          <w:u w:val="none"/>
+          <w:lang w:val="es-EC"/>
+        </w:rPr>
+        <w:t>ejmerino@espe.edu.ec</w:t>
+      </w:r>
       <w:r>
         <w:rPr>
           <w:rFonts w:ascii="Times New Roman" w:hAnsi="Times New Roman"/>
@@ -1031,7 +1112,7 @@
                       <w:sz w:val="18"/>
                       <w:szCs w:val="18"/>
                     </w:rPr>
-                    <w:t>24</w:t>
+                    <w:t>25</w:t>
                   </w:r>
                   <w:r>
                     <w:rPr>
@@ -1049,7 +1130,16 @@
                       <w:sz w:val="18"/>
                       <w:szCs w:val="18"/>
                     </w:rPr>
-                    <w:t>03</w:t>
+                    <w:t>0</w:t>
+                  </w:r>
+                  <w:r>
+                    <w:rPr>
+                      <w:rFonts w:ascii="Arial" w:hAnsi="Arial" w:cs="Arial"/>
+                      <w:b/>
+                      <w:sz w:val="18"/>
+                      <w:szCs w:val="18"/>
+                    </w:rPr>
+                    <w:t>8</w:t>
                   </w:r>
                   <w:r>
                     <w:rPr>
@@ -1133,7 +1223,7 @@
                       <w:sz w:val="18"/>
                       <w:szCs w:val="18"/>
                     </w:rPr>
-                    <w:t>06</w:t>
+                    <w:t>10</w:t>
                   </w:r>
                   <w:r>
                     <w:rPr>
@@ -1393,7 +1483,7 @@
                       <w:szCs w:val="18"/>
                       <w:lang w:val="es-MX"/>
                     </w:rPr>
-                    <w:t>260</w:t>
+                    <w:t>264</w:t>
                   </w:r>
                 </w:p>
               </w:txbxContent>
@@ -4199,7 +4289,25 @@
                       <w:sz w:val="16"/>
                       <w:szCs w:val="16"/>
                     </w:rPr>
-                    <w:t xml:space="preserve"> Vanessa Noemi Zurita Montaguano</w:t>
+                    <w:t xml:space="preserve"> </w:t>
+                  </w:r>
+                  <w:proofErr w:type="spellStart"/>
+                  <w:r>
+                    <w:rPr>
+                      <w:b/>
+                      <w:sz w:val="16"/>
+                      <w:szCs w:val="16"/>
+                    </w:rPr>
+                    <w:t>Ednan</w:t>
+                  </w:r>
+                  <w:proofErr w:type="spellEnd"/>
+                  <w:r>
+                    <w:rPr>
+                      <w:b/>
+                      <w:sz w:val="16"/>
+                      <w:szCs w:val="16"/>
+                    </w:rPr>
+                    <w:t xml:space="preserve"> Josué Merino Calderón</w:t>
                   </w:r>
                 </w:p>
                 <w:p>
@@ -4225,7 +4333,15 @@
                       <w:sz w:val="16"/>
                       <w:szCs w:val="16"/>
                     </w:rPr>
-                    <w:t xml:space="preserve"> 1751399161</w:t>
+                    <w:t xml:space="preserve"> </w:t>
+                  </w:r>
+                  <w:r>
+                    <w:rPr>
+                      <w:b/>
+                      <w:sz w:val="16"/>
+                      <w:szCs w:val="16"/>
+                    </w:rPr>
+                    <w:t>1718972597</w:t>
                   </w:r>
                 </w:p>
                 <w:p>
@@ -4267,7 +4383,7 @@
           <w:szCs w:val="20"/>
         </w:rPr>
         <w:pict w14:anchorId="46E7AF23">
-          <v:shape id="_x0000_s1031" type="#_x0000_t202" style="position:absolute;left:0;text-align:left;margin-left:12.15pt;margin-top:12.8pt;width:196.8pt;height:69.4pt;z-index:251719680;visibility:visible;mso-width-relative:margin;mso-height-relative:margin" o:gfxdata="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" strokecolor="white [3212]">
+          <v:shape id="_x0000_s1031" type="#_x0000_t202" style="position:absolute;left:0;text-align:left;margin-left:12.15pt;margin-top:12.8pt;width:196.8pt;height:80.2pt;z-index:251719680;visibility:visible;mso-width-relative:margin;mso-height-relative:margin" o:gfxdata="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" strokecolor="white [3212]">
             <v:textbox style="mso-next-textbox:#_x0000_s1031">
               <w:txbxContent>
                 <w:p>
@@ -4326,7 +4442,15 @@
                       <w:sz w:val="16"/>
                       <w:szCs w:val="16"/>
                     </w:rPr>
-                    <w:t xml:space="preserve"> Fabricio Riofrio Jaramillo</w:t>
+                    <w:t xml:space="preserve"> </w:t>
+                  </w:r>
+                  <w:r>
+                    <w:rPr>
+                      <w:b/>
+                      <w:sz w:val="16"/>
+                      <w:szCs w:val="16"/>
+                    </w:rPr>
+                    <w:t>Fernando Sandino Jaramillo Cartagena</w:t>
                   </w:r>
                 </w:p>
                 <w:p>
@@ -4351,7 +4475,15 @@
                       <w:sz w:val="16"/>
                       <w:szCs w:val="16"/>
                     </w:rPr>
-                    <w:t xml:space="preserve"> 1102063144</w:t>
+                    <w:t xml:space="preserve"> </w:t>
+                  </w:r>
+                  <w:r>
+                    <w:rPr>
+                      <w:b/>
+                      <w:sz w:val="16"/>
+                      <w:szCs w:val="16"/>
+                    </w:rPr>
+                    <w:t>1715957609</w:t>
                   </w:r>
                 </w:p>
                 <w:p>
@@ -4459,10 +4591,12 @@
           <w:lang w:val="es-EC"/>
         </w:rPr>
       </w:pPr>
+      <w:bookmarkStart w:id="0" w:name="_GoBack"/>
+      <w:bookmarkEnd w:id="0"/>
     </w:p>
     <w:sectPr>
-      <w:headerReference w:type="default" r:id="rId9"/>
-      <w:footerReference w:type="default" r:id="rId10"/>
+      <w:headerReference w:type="default" r:id="rId8"/>
+      <w:footerReference w:type="default" r:id="rId9"/>
       <w:pgSz w:w="11906" w:h="16838" w:code="9"/>
       <w:pgMar w:top="1418" w:right="1134" w:bottom="1418" w:left="1701" w:header="709" w:footer="709" w:gutter="0"/>
       <w:cols w:space="708"/>
@@ -4473,7 +4607,7 @@
 </file>
 
 <file path=word/endnotes.xml><?xml version="1.0" encoding="utf-8"?>
-<w:endnotes xmlns:wpc="http://schemas.microsoft.com/office/word/2010/wordprocessingCanvas" xmlns:cx="http://schemas.microsoft.com/office/drawing/2014/chartex" xmlns:cx1="http://schemas.microsoft.com/office/drawing/2015/9/8/chartex" xmlns:cx2="http://schemas.microsoft.com/office/drawing/2015/10/21/chartex" xmlns:cx3="http://schemas.microsoft.com/office/drawing/2016/5/9/chartex" xmlns:cx4="http://schemas.microsoft.com/office/drawing/2016/5/10/chartex" xmlns:cx5="http://schemas.microsoft.com/office/drawing/2016/5/11/chartex" xmlns:cx6="http://schemas.microsoft.com/office/drawing/2016/5/12/chartex" xmlns:cx7="http://schemas.microsoft.com/office/drawing/2016/5/13/chartex" xmlns:cx8="http://schemas.microsoft.com/office/drawing/2016/5/14/chartex" xmlns:mc="http://schemas.openxmlformats.org/markup-compatibility/2006" xmlns:aink="http://schemas.microsoft.com/office/drawing/2016/ink" xmlns:am3d="http://schemas.microsoft.com/office/drawing/2017/model3d" xmlns:o="urn:schemas-microsoft-com:office:office" xmlns:oel="http://schemas.microsoft.com/office/2019/extlst" xmlns:r="http://schemas.openxmlformats.org/officeDocument/2006/relationships" xmlns:m="http://schemas.openxmlformats.org/officeDocument/2006/math" xmlns:v="urn:schemas-microsoft-com:vml" xmlns:wp14="http://schemas.microsoft.com/office/word/2010/wordprocessingDrawing" xmlns:wp="http://schemas.openxmlformats.org/drawingml/2006/wordprocessingDrawing" xmlns:w10="urn:schemas-microsoft-com:office:word" xmlns:w="http://schemas.openxmlformats.org/wordprocessingml/2006/main" xmlns:w14="http://schemas.microsoft.com/office/word/2010/wordml" xmlns:w15="http://schemas.microsoft.com/office/word/2012/wordml" xmlns:w16cex="http://schemas.microsoft.com/office/word/2018/wordml/cex" xmlns:w16cid="http://schemas.microsoft.com/office/word/2016/wordml/cid" xmlns:w16="http://schemas.microsoft.com/office/word/2018/wordml" xmlns:w16du="http://schemas.microsoft.com/office/word/2023/wordml/word16du" xmlns:w16sdtdh="http://schemas.microsoft.com/office/word/2020/wordml/sdtdatahash" xmlns:w16sdtfl="http://schemas.microsoft.com/office/word/2024/wordml/sdtformatlock" xmlns:w16se="http://schemas.microsoft.com/office/word/2015/wordml/symex" xmlns:wpg="http://schemas.microsoft.com/office/word/2010/wordprocessingGroup" xmlns:wpi="http://schemas.microsoft.com/office/word/2010/wordprocessingInk" xmlns:wne="http://schemas.microsoft.com/office/word/2006/wordml" xmlns:wps="http://schemas.microsoft.com/office/word/2010/wordprocessingShape" mc:Ignorable="w14 w15 w16se w16cid w16 w16cex w16sdtdh w16sdtfl w16du wp14">
+<w:endnotes xmlns:wpc="http://schemas.microsoft.com/office/word/2010/wordprocessingCanvas" xmlns:mc="http://schemas.openxmlformats.org/markup-compatibility/2006" xmlns:o="urn:schemas-microsoft-com:office:office" xmlns:r="http://schemas.openxmlformats.org/officeDocument/2006/relationships" xmlns:m="http://schemas.openxmlformats.org/officeDocument/2006/math" xmlns:v="urn:schemas-microsoft-com:vml" xmlns:wp14="http://schemas.microsoft.com/office/word/2010/wordprocessingDrawing" xmlns:wp="http://schemas.openxmlformats.org/drawingml/2006/wordprocessingDrawing" xmlns:w10="urn:schemas-microsoft-com:office:word" xmlns:w="http://schemas.openxmlformats.org/wordprocessingml/2006/main" xmlns:w14="http://schemas.microsoft.com/office/word/2010/wordml" xmlns:w15="http://schemas.microsoft.com/office/word/2012/wordml" xmlns:wpg="http://schemas.microsoft.com/office/word/2010/wordprocessingGroup" xmlns:wpi="http://schemas.microsoft.com/office/word/2010/wordprocessingInk" xmlns:wne="http://schemas.microsoft.com/office/word/2006/wordml" xmlns:wps="http://schemas.microsoft.com/office/word/2010/wordprocessingShape" mc:Ignorable="w14 w15 wp14">
   <w:endnote w:type="separator" w:id="-1">
     <w:p>
       <w:r>
@@ -4492,7 +4626,7 @@
 </file>
 
 <file path=word/footer1.xml><?xml version="1.0" encoding="utf-8"?>
-<w:ftr xmlns:wpc="http://schemas.microsoft.com/office/word/2010/wordprocessingCanvas" xmlns:cx="http://schemas.microsoft.com/office/drawing/2014/chartex" xmlns:cx1="http://schemas.microsoft.com/office/drawing/2015/9/8/chartex" xmlns:cx2="http://schemas.microsoft.com/office/drawing/2015/10/21/chartex" xmlns:cx3="http://schemas.microsoft.com/office/drawing/2016/5/9/chartex" xmlns:cx4="http://schemas.microsoft.com/office/drawing/2016/5/10/chartex" xmlns:cx5="http://schemas.microsoft.com/office/drawing/2016/5/11/chartex" xmlns:cx6="http://schemas.microsoft.com/office/drawing/2016/5/12/chartex" xmlns:cx7="http://schemas.microsoft.com/office/drawing/2016/5/13/chartex" xmlns:cx8="http://schemas.microsoft.com/office/drawing/2016/5/14/chartex" xmlns:mc="http://schemas.openxmlformats.org/markup-compatibility/2006" xmlns:aink="http://schemas.microsoft.com/office/drawing/2016/ink" xmlns:am3d="http://schemas.microsoft.com/office/drawing/2017/model3d" xmlns:o="urn:schemas-microsoft-com:office:office" xmlns:oel="http://schemas.microsoft.com/office/2019/extlst" xmlns:r="http://schemas.openxmlformats.org/officeDocument/2006/relationships" xmlns:m="http://schemas.openxmlformats.org/officeDocument/2006/math" xmlns:v="urn:schemas-microsoft-com:vml" xmlns:wp14="http://schemas.microsoft.com/office/word/2010/wordprocessingDrawing" xmlns:wp="http://schemas.openxmlformats.org/drawingml/2006/wordprocessingDrawing" xmlns:w10="urn:schemas-microsoft-com:office:word" xmlns:w="http://schemas.openxmlformats.org/wordprocessingml/2006/main" xmlns:w14="http://schemas.microsoft.com/office/word/2010/wordml" xmlns:w15="http://schemas.microsoft.com/office/word/2012/wordml" xmlns:w16cex="http://schemas.microsoft.com/office/word/2018/wordml/cex" xmlns:w16cid="http://schemas.microsoft.com/office/word/2016/wordml/cid" xmlns:w16="http://schemas.microsoft.com/office/word/2018/wordml" xmlns:w16du="http://schemas.microsoft.com/office/word/2023/wordml/word16du" xmlns:w16sdtdh="http://schemas.microsoft.com/office/word/2020/wordml/sdtdatahash" xmlns:w16sdtfl="http://schemas.microsoft.com/office/word/2024/wordml/sdtformatlock" xmlns:w16se="http://schemas.microsoft.com/office/word/2015/wordml/symex" xmlns:wpg="http://schemas.microsoft.com/office/word/2010/wordprocessingGroup" xmlns:wpi="http://schemas.microsoft.com/office/word/2010/wordprocessingInk" xmlns:wne="http://schemas.microsoft.com/office/word/2006/wordml" xmlns:wps="http://schemas.microsoft.com/office/word/2010/wordprocessingShape" mc:Ignorable="w14 w15 w16se w16cid w16 w16cex w16sdtdh w16sdtfl w16du wp14">
+<w:ftr xmlns:wpc="http://schemas.microsoft.com/office/word/2010/wordprocessingCanvas" xmlns:mc="http://schemas.openxmlformats.org/markup-compatibility/2006" xmlns:o="urn:schemas-microsoft-com:office:office" xmlns:r="http://schemas.openxmlformats.org/officeDocument/2006/relationships" xmlns:m="http://schemas.openxmlformats.org/officeDocument/2006/math" xmlns:v="urn:schemas-microsoft-com:vml" xmlns:wp14="http://schemas.microsoft.com/office/word/2010/wordprocessingDrawing" xmlns:wp="http://schemas.openxmlformats.org/drawingml/2006/wordprocessingDrawing" xmlns:w10="urn:schemas-microsoft-com:office:word" xmlns:w="http://schemas.openxmlformats.org/wordprocessingml/2006/main" xmlns:w14="http://schemas.microsoft.com/office/word/2010/wordml" xmlns:w15="http://schemas.microsoft.com/office/word/2012/wordml" xmlns:wpg="http://schemas.microsoft.com/office/word/2010/wordprocessingGroup" xmlns:wpi="http://schemas.microsoft.com/office/word/2010/wordprocessingInk" xmlns:wne="http://schemas.microsoft.com/office/word/2006/wordml" xmlns:wps="http://schemas.microsoft.com/office/word/2010/wordprocessingShape" mc:Ignorable="w14 w15 wp14">
   <w:p>
     <w:pPr>
       <w:pStyle w:val="Textoindependiente"/>
@@ -4644,7 +4778,7 @@
 </file>
 
 <file path=word/footnotes.xml><?xml version="1.0" encoding="utf-8"?>
-<w:footnotes xmlns:wpc="http://schemas.microsoft.com/office/word/2010/wordprocessingCanvas" xmlns:cx="http://schemas.microsoft.com/office/drawing/2014/chartex" xmlns:cx1="http://schemas.microsoft.com/office/drawing/2015/9/8/chartex" xmlns:cx2="http://schemas.microsoft.com/office/drawing/2015/10/21/chartex" xmlns:cx3="http://schemas.microsoft.com/office/drawing/2016/5/9/chartex" xmlns:cx4="http://schemas.microsoft.com/office/drawing/2016/5/10/chartex" xmlns:cx5="http://schemas.microsoft.com/office/drawing/2016/5/11/chartex" xmlns:cx6="http://schemas.microsoft.com/office/drawing/2016/5/12/chartex" xmlns:cx7="http://schemas.microsoft.com/office/drawing/2016/5/13/chartex" xmlns:cx8="http://schemas.microsoft.com/office/drawing/2016/5/14/chartex" xmlns:mc="http://schemas.openxmlformats.org/markup-compatibility/2006" xmlns:aink="http://schemas.microsoft.com/office/drawing/2016/ink" xmlns:am3d="http://schemas.microsoft.com/office/drawing/2017/model3d" xmlns:o="urn:schemas-microsoft-com:office:office" xmlns:oel="http://schemas.microsoft.com/office/2019/extlst" xmlns:r="http://schemas.openxmlformats.org/officeDocument/2006/relationships" xmlns:m="http://schemas.openxmlformats.org/officeDocument/2006/math" xmlns:v="urn:schemas-microsoft-com:vml" xmlns:wp14="http://schemas.microsoft.com/office/word/2010/wordprocessingDrawing" xmlns:wp="http://schemas.openxmlformats.org/drawingml/2006/wordprocessingDrawing" xmlns:w10="urn:schemas-microsoft-com:office:word" xmlns:w="http://schemas.openxmlformats.org/wordprocessingml/2006/main" xmlns:w14="http://schemas.microsoft.com/office/word/2010/wordml" xmlns:w15="http://schemas.microsoft.com/office/word/2012/wordml" xmlns:w16cex="http://schemas.microsoft.com/office/word/2018/wordml/cex" xmlns:w16cid="http://schemas.microsoft.com/office/word/2016/wordml/cid" xmlns:w16="http://schemas.microsoft.com/office/word/2018/wordml" xmlns:w16du="http://schemas.microsoft.com/office/word/2023/wordml/word16du" xmlns:w16sdtdh="http://schemas.microsoft.com/office/word/2020/wordml/sdtdatahash" xmlns:w16sdtfl="http://schemas.microsoft.com/office/word/2024/wordml/sdtformatlock" xmlns:w16se="http://schemas.microsoft.com/office/word/2015/wordml/symex" xmlns:wpg="http://schemas.microsoft.com/office/word/2010/wordprocessingGroup" xmlns:wpi="http://schemas.microsoft.com/office/word/2010/wordprocessingInk" xmlns:wne="http://schemas.microsoft.com/office/word/2006/wordml" xmlns:wps="http://schemas.microsoft.com/office/word/2010/wordprocessingShape" mc:Ignorable="w14 w15 w16se w16cid w16 w16cex w16sdtdh w16sdtfl w16du wp14">
+<w:footnotes xmlns:wpc="http://schemas.microsoft.com/office/word/2010/wordprocessingCanvas" xmlns:mc="http://schemas.openxmlformats.org/markup-compatibility/2006" xmlns:o="urn:schemas-microsoft-com:office:office" xmlns:r="http://schemas.openxmlformats.org/officeDocument/2006/relationships" xmlns:m="http://schemas.openxmlformats.org/officeDocument/2006/math" xmlns:v="urn:schemas-microsoft-com:vml" xmlns:wp14="http://schemas.microsoft.com/office/word/2010/wordprocessingDrawing" xmlns:wp="http://schemas.openxmlformats.org/drawingml/2006/wordprocessingDrawing" xmlns:w10="urn:schemas-microsoft-com:office:word" xmlns:w="http://schemas.openxmlformats.org/wordprocessingml/2006/main" xmlns:w14="http://schemas.microsoft.com/office/word/2010/wordml" xmlns:w15="http://schemas.microsoft.com/office/word/2012/wordml" xmlns:wpg="http://schemas.microsoft.com/office/word/2010/wordprocessingGroup" xmlns:wpi="http://schemas.microsoft.com/office/word/2010/wordprocessingInk" xmlns:wne="http://schemas.microsoft.com/office/word/2006/wordml" xmlns:wps="http://schemas.microsoft.com/office/word/2010/wordprocessingShape" mc:Ignorable="w14 w15 wp14">
   <w:footnote w:type="separator" w:id="-1">
     <w:p>
       <w:r>
@@ -4908,7 +5042,7 @@
 </file>
 
 <file path=word/header1.xml><?xml version="1.0" encoding="utf-8"?>
-<w:hdr xmlns:wpc="http://schemas.microsoft.com/office/word/2010/wordprocessingCanvas" xmlns:cx="http://schemas.microsoft.com/office/drawing/2014/chartex" xmlns:cx1="http://schemas.microsoft.com/office/drawing/2015/9/8/chartex" xmlns:cx2="http://schemas.microsoft.com/office/drawing/2015/10/21/chartex" xmlns:cx3="http://schemas.microsoft.com/office/drawing/2016/5/9/chartex" xmlns:cx4="http://schemas.microsoft.com/office/drawing/2016/5/10/chartex" xmlns:cx5="http://schemas.microsoft.com/office/drawing/2016/5/11/chartex" xmlns:cx6="http://schemas.microsoft.com/office/drawing/2016/5/12/chartex" xmlns:cx7="http://schemas.microsoft.com/office/drawing/2016/5/13/chartex" xmlns:cx8="http://schemas.microsoft.com/office/drawing/2016/5/14/chartex" xmlns:mc="http://schemas.openxmlformats.org/markup-compatibility/2006" xmlns:aink="http://schemas.microsoft.com/office/drawing/2016/ink" xmlns:am3d="http://schemas.microsoft.com/office/drawing/2017/model3d" xmlns:o="urn:schemas-microsoft-com:office:office" xmlns:oel="http://schemas.microsoft.com/office/2019/extlst" xmlns:r="http://schemas.openxmlformats.org/officeDocument/2006/relationships" xmlns:m="http://schemas.openxmlformats.org/officeDocument/2006/math" xmlns:v="urn:schemas-microsoft-com:vml" xmlns:wp14="http://schemas.microsoft.com/office/word/2010/wordprocessingDrawing" xmlns:wp="http://schemas.openxmlformats.org/drawingml/2006/wordprocessingDrawing" xmlns:w10="urn:schemas-microsoft-com:office:word" xmlns:w="http://schemas.openxmlformats.org/wordprocessingml/2006/main" xmlns:w14="http://schemas.microsoft.com/office/word/2010/wordml" xmlns:w15="http://schemas.microsoft.com/office/word/2012/wordml" xmlns:w16cex="http://schemas.microsoft.com/office/word/2018/wordml/cex" xmlns:w16cid="http://schemas.microsoft.com/office/word/2016/wordml/cid" xmlns:w16="http://schemas.microsoft.com/office/word/2018/wordml" xmlns:w16du="http://schemas.microsoft.com/office/word/2023/wordml/word16du" xmlns:w16sdtdh="http://schemas.microsoft.com/office/word/2020/wordml/sdtdatahash" xmlns:w16sdtfl="http://schemas.microsoft.com/office/word/2024/wordml/sdtformatlock" xmlns:w16se="http://schemas.microsoft.com/office/word/2015/wordml/symex" xmlns:wpg="http://schemas.microsoft.com/office/word/2010/wordprocessingGroup" xmlns:wpi="http://schemas.microsoft.com/office/word/2010/wordprocessingInk" xmlns:wne="http://schemas.microsoft.com/office/word/2006/wordml" xmlns:wps="http://schemas.microsoft.com/office/word/2010/wordprocessingShape" mc:Ignorable="w14 w15 w16se w16cid w16 w16cex w16sdtdh w16sdtfl w16du wp14">
+<w:hdr xmlns:wpc="http://schemas.microsoft.com/office/word/2010/wordprocessingCanvas" xmlns:mc="http://schemas.openxmlformats.org/markup-compatibility/2006" xmlns:o="urn:schemas-microsoft-com:office:office" xmlns:r="http://schemas.openxmlformats.org/officeDocument/2006/relationships" xmlns:m="http://schemas.openxmlformats.org/officeDocument/2006/math" xmlns:v="urn:schemas-microsoft-com:vml" xmlns:wp14="http://schemas.microsoft.com/office/word/2010/wordprocessingDrawing" xmlns:wp="http://schemas.openxmlformats.org/drawingml/2006/wordprocessingDrawing" xmlns:w10="urn:schemas-microsoft-com:office:word" xmlns:w="http://schemas.openxmlformats.org/wordprocessingml/2006/main" xmlns:w14="http://schemas.microsoft.com/office/word/2010/wordml" xmlns:w15="http://schemas.microsoft.com/office/word/2012/wordml" xmlns:wpg="http://schemas.microsoft.com/office/word/2010/wordprocessingGroup" xmlns:wpi="http://schemas.microsoft.com/office/word/2010/wordprocessingInk" xmlns:wne="http://schemas.microsoft.com/office/word/2006/wordml" xmlns:wps="http://schemas.microsoft.com/office/word/2010/wordprocessingShape" mc:Ignorable="w14 w15 wp14">
   <w:p>
     <w:pPr>
       <w:pStyle w:val="Encabezado"/>
@@ -4978,7 +5112,7 @@
 </file>
 
 <file path=word/numbering.xml><?xml version="1.0" encoding="utf-8"?>
-<w:numbering xmlns:wpc="http://schemas.microsoft.com/office/word/2010/wordprocessingCanvas" xmlns:cx="http://schemas.microsoft.com/office/drawing/2014/chartex" xmlns:cx1="http://schemas.microsoft.com/office/drawing/2015/9/8/chartex" xmlns:cx2="http://schemas.microsoft.com/office/drawing/2015/10/21/chartex" xmlns:cx3="http://schemas.microsoft.com/office/drawing/2016/5/9/chartex" xmlns:cx4="http://schemas.microsoft.com/office/drawing/2016/5/10/chartex" xmlns:cx5="http://schemas.microsoft.com/office/drawing/2016/5/11/chartex" xmlns:cx6="http://schemas.microsoft.com/office/drawing/2016/5/12/chartex" xmlns:cx7="http://schemas.microsoft.com/office/drawing/2016/5/13/chartex" xmlns:cx8="http://schemas.microsoft.com/office/drawing/2016/5/14/chartex" xmlns:mc="http://schemas.openxmlformats.org/markup-compatibility/2006" xmlns:aink="http://schemas.microsoft.com/office/drawing/2016/ink" xmlns:am3d="http://schemas.microsoft.com/office/drawing/2017/model3d" xmlns:o="urn:schemas-microsoft-com:office:office" xmlns:oel="http://schemas.microsoft.com/office/2019/extlst" xmlns:r="http://schemas.openxmlformats.org/officeDocument/2006/relationships" xmlns:m="http://schemas.openxmlformats.org/officeDocument/2006/math" xmlns:v="urn:schemas-microsoft-com:vml" xmlns:wp14="http://schemas.microsoft.com/office/word/2010/wordprocessingDrawing" xmlns:wp="http://schemas.openxmlformats.org/drawingml/2006/wordprocessingDrawing" xmlns:w10="urn:schemas-microsoft-com:office:word" xmlns:w="http://schemas.openxmlformats.org/wordprocessingml/2006/main" xmlns:w14="http://schemas.microsoft.com/office/word/2010/wordml" xmlns:w15="http://schemas.microsoft.com/office/word/2012/wordml" xmlns:w16cex="http://schemas.microsoft.com/office/word/2018/wordml/cex" xmlns:w16cid="http://schemas.microsoft.com/office/word/2016/wordml/cid" xmlns:w16="http://schemas.microsoft.com/office/word/2018/wordml" xmlns:w16du="http://schemas.microsoft.com/office/word/2023/wordml/word16du" xmlns:w16sdtdh="http://schemas.microsoft.com/office/word/2020/wordml/sdtdatahash" xmlns:w16sdtfl="http://schemas.microsoft.com/office/word/2024/wordml/sdtformatlock" xmlns:w16se="http://schemas.microsoft.com/office/word/2015/wordml/symex" xmlns:wpg="http://schemas.microsoft.com/office/word/2010/wordprocessingGroup" xmlns:wpi="http://schemas.microsoft.com/office/word/2010/wordprocessingInk" xmlns:wne="http://schemas.microsoft.com/office/word/2006/wordml" xmlns:wps="http://schemas.microsoft.com/office/word/2010/wordprocessingShape" mc:Ignorable="w14 w15 w16se w16cid w16 w16cex w16sdtdh w16sdtfl w16du wp14">
+<w:numbering xmlns:wpc="http://schemas.microsoft.com/office/word/2010/wordprocessingCanvas" xmlns:mc="http://schemas.openxmlformats.org/markup-compatibility/2006" xmlns:o="urn:schemas-microsoft-com:office:office" xmlns:r="http://schemas.openxmlformats.org/officeDocument/2006/relationships" xmlns:m="http://schemas.openxmlformats.org/officeDocument/2006/math" xmlns:v="urn:schemas-microsoft-com:vml" xmlns:wp14="http://schemas.microsoft.com/office/word/2010/wordprocessingDrawing" xmlns:wp="http://schemas.openxmlformats.org/drawingml/2006/wordprocessingDrawing" xmlns:w10="urn:schemas-microsoft-com:office:word" xmlns:w="http://schemas.openxmlformats.org/wordprocessingml/2006/main" xmlns:w14="http://schemas.microsoft.com/office/word/2010/wordml" xmlns:w15="http://schemas.microsoft.com/office/word/2012/wordml" xmlns:wpg="http://schemas.microsoft.com/office/word/2010/wordprocessingGroup" xmlns:wpi="http://schemas.microsoft.com/office/word/2010/wordprocessingInk" xmlns:wne="http://schemas.microsoft.com/office/word/2006/wordml" xmlns:wps="http://schemas.microsoft.com/office/word/2010/wordprocessingShape" mc:Ignorable="w14 w15 wp14">
   <w:abstractNum w:abstractNumId="0" w15:restartNumberingAfterBreak="0">
     <w:nsid w:val="014E4A2D"/>
     <w:multiLevelType w:val="multilevel"/>
@@ -5387,23 +5521,23 @@
       </w:pPr>
     </w:lvl>
   </w:abstractNum>
-  <w:num w:numId="1" w16cid:durableId="1657954820">
+  <w:num w:numId="1">
     <w:abstractNumId w:val="3"/>
   </w:num>
-  <w:num w:numId="2" w16cid:durableId="1548568089">
+  <w:num w:numId="2">
     <w:abstractNumId w:val="0"/>
   </w:num>
-  <w:num w:numId="3" w16cid:durableId="662972649">
+  <w:num w:numId="3">
     <w:abstractNumId w:val="1"/>
   </w:num>
-  <w:num w:numId="4" w16cid:durableId="775561346">
+  <w:num w:numId="4">
     <w:abstractNumId w:val="2"/>
   </w:num>
 </w:numbering>
 </file>
 
 <file path=word/styles.xml><?xml version="1.0" encoding="utf-8"?>
-<w:styles xmlns:mc="http://schemas.openxmlformats.org/markup-compatibility/2006" xmlns:r="http://schemas.openxmlformats.org/officeDocument/2006/relationships" xmlns:w="http://schemas.openxmlformats.org/wordprocessingml/2006/main" xmlns:w14="http://schemas.microsoft.com/office/word/2010/wordml" xmlns:w15="http://schemas.microsoft.com/office/word/2012/wordml" xmlns:w16cex="http://schemas.microsoft.com/office/word/2018/wordml/cex" xmlns:w16cid="http://schemas.microsoft.com/office/word/2016/wordml/cid" xmlns:w16="http://schemas.microsoft.com/office/word/2018/wordml" xmlns:w16du="http://schemas.microsoft.com/office/word/2023/wordml/word16du" xmlns:w16sdtdh="http://schemas.microsoft.com/office/word/2020/wordml/sdtdatahash" xmlns:w16sdtfl="http://schemas.microsoft.com/office/word/2024/wordml/sdtformatlock" xmlns:w16se="http://schemas.microsoft.com/office/word/2015/wordml/symex" mc:Ignorable="w14 w15 w16se w16cid w16 w16cex w16sdtdh w16sdtfl w16du">
+<w:styles xmlns:mc="http://schemas.openxmlformats.org/markup-compatibility/2006" xmlns:r="http://schemas.openxmlformats.org/officeDocument/2006/relationships" xmlns:w="http://schemas.openxmlformats.org/wordprocessingml/2006/main" xmlns:w14="http://schemas.microsoft.com/office/word/2010/wordml" xmlns:w15="http://schemas.microsoft.com/office/word/2012/wordml" mc:Ignorable="w14 w15">
   <w:docDefaults>
     <w:rPrDefault>
       <w:rPr>
@@ -5419,7 +5553,7 @@
       </w:pPr>
     </w:pPrDefault>
   </w:docDefaults>
-  <w:latentStyles w:defLockedState="0" w:defUIPriority="99" w:defSemiHidden="0" w:defUnhideWhenUsed="0" w:defQFormat="0" w:count="376">
+  <w:latentStyles w:defLockedState="0" w:defUIPriority="99" w:defSemiHidden="0" w:defUnhideWhenUsed="0" w:defQFormat="0" w:count="371">
     <w:lsdException w:name="Normal" w:uiPriority="0" w:qFormat="1"/>
     <w:lsdException w:name="heading 1" w:uiPriority="9" w:qFormat="1"/>
     <w:lsdException w:name="heading 2" w:semiHidden="1" w:uiPriority="9" w:unhideWhenUsed="1" w:qFormat="1"/>
@@ -5791,11 +5925,6 @@
     <w:lsdException w:name="List Table 5 Dark Accent 6" w:uiPriority="50"/>
     <w:lsdException w:name="List Table 6 Colorful Accent 6" w:uiPriority="51"/>
     <w:lsdException w:name="List Table 7 Colorful Accent 6" w:uiPriority="52"/>
-    <w:lsdException w:name="Mention" w:semiHidden="1" w:unhideWhenUsed="1"/>
-    <w:lsdException w:name="Smart Hyperlink" w:semiHidden="1" w:unhideWhenUsed="1"/>
-    <w:lsdException w:name="Hashtag" w:semiHidden="1" w:unhideWhenUsed="1"/>
-    <w:lsdException w:name="Unresolved Mention" w:semiHidden="1" w:unhideWhenUsed="1"/>
-    <w:lsdException w:name="Smart Link" w:semiHidden="1" w:unhideWhenUsed="1"/>
   </w:latentStyles>
   <w:style w:type="paragraph" w:default="1" w:styleId="Normal">
     <w:name w:val="Normal"/>
@@ -6091,7 +6220,7 @@
       <w:u w:val="single"/>
     </w:rPr>
   </w:style>
-  <w:style w:type="character" w:styleId="Mencinsinresolver">
+  <w:style w:type="character" w:customStyle="1" w:styleId="UnresolvedMention">
     <w:name w:val="Unresolved Mention"/>
     <w:basedOn w:val="Fuentedeprrafopredeter"/>
     <w:uiPriority w:val="99"/>
@@ -6396,7 +6525,7 @@
 </file>
 
 <file path=customXml/itemProps1.xml><?xml version="1.0" encoding="utf-8"?>
-<ds:datastoreItem xmlns:ds="http://schemas.openxmlformats.org/officeDocument/2006/customXml" ds:itemID="{B3E92DA0-C53B-4168-8915-9C0C700ACF05}">
+<ds:datastoreItem xmlns:ds="http://schemas.openxmlformats.org/officeDocument/2006/customXml" ds:itemID="{DAEDE869-D89C-440A-A1E2-30AB270B74A5}">
   <ds:schemaRefs>
     <ds:schemaRef ds:uri="http://schemas.openxmlformats.org/officeDocument/2006/bibliography"/>
   </ds:schemaRefs>

--- a/Practicas Preprofesionales/Editables/03MerinoEdnanEvTutorEmpresarial.docx
+++ b/Practicas Preprofesionales/Editables/03MerinoEdnanEvTutorEmpresarial.docx
@@ -4405,6 +4405,7 @@
                 </w:p>
                 <w:p>
                   <w:pPr>
+                    <w:jc w:val="center"/>
                     <w:rPr>
                       <w:b/>
                       <w:sz w:val="16"/>
@@ -4417,7 +4418,7 @@
                       <w:sz w:val="16"/>
                       <w:szCs w:val="16"/>
                     </w:rPr>
-                    <w:t>Tutor Empresarial / Institucional/ Representante de la Comunidad</w:t>
+                    <w:t>Tutor Empresarial</w:t>
                   </w:r>
                 </w:p>
                 <w:p>
@@ -6525,7 +6526,7 @@
 </file>
 
 <file path=customXml/itemProps1.xml><?xml version="1.0" encoding="utf-8"?>
-<ds:datastoreItem xmlns:ds="http://schemas.openxmlformats.org/officeDocument/2006/customXml" ds:itemID="{DAEDE869-D89C-440A-A1E2-30AB270B74A5}">
+<ds:datastoreItem xmlns:ds="http://schemas.openxmlformats.org/officeDocument/2006/customXml" ds:itemID="{A4CBF857-1C11-4E71-A145-10460AC6A6DF}">
   <ds:schemaRefs>
     <ds:schemaRef ds:uri="http://schemas.openxmlformats.org/officeDocument/2006/bibliography"/>
   </ds:schemaRefs>
